--- a/applications/Cell_Labs_Mechanical_Engineer/Arunabha_Majumder_Cover_Letter_Cell_Labs.docx
+++ b/applications/Cell_Labs_Mechanical_Engineer/Arunabha_Majumder_Cover_Letter_Cell_Labs.docx
@@ -25,7 +25,7 @@
           <w:i w:val="0"/>
           <w:sz w:val="22"/>
         </w:rPr>
-        <w:t>Mechanical Engineer — Robotic Actuators, Joint Kinematics, Prototyping &amp; Test Rigs</w:t>
+        <w:t>Mechanical Engineer | Robotic Actuators, Joint Kinematics, Prototyping &amp; Test Rigs</w:t>
       </w:r>
     </w:p>
     <w:p>
